--- a/docs/FormFix_Overview.docx
+++ b/docs/FormFix_Overview.docx
@@ -2559,7 +2559,7 @@
           <w:sz w:val="21"/>
           <w:szCs w:val="21"/>
         </w:rPr>
-        <w:t xml:space="preserve"> Over 600 automated tests run the full pipeline on synthetic videos with known faults, and noise or a value just under a threshold must not produce a finding.</w:t>
+        <w:t xml:space="preserve"> Over 700 automated tests run the full pipeline on synthetic videos with known faults, and noise or a value just under a threshold must not produce a finding.</w:t>
       </w:r>
     </w:p>
     <w:p>
@@ -2622,7 +2622,7 @@
                 <w:sz w:val="19"/>
                 <w:szCs w:val="19"/>
               </w:rPr>
-              <w:t xml:space="preserve"> there's been no user study and no evaluation on labelled real videos yet, so FormFix makes </w:t>
+              <w:t xml:space="preserve"> fourteen labelled videos have now been run through it, but that is one person in one session, so FormFix makes </w:t>
             </w:r>
             <w:r>
               <w:rPr>
@@ -2633,7 +2633,7 @@
                 <w:sz w:val="19"/>
                 <w:szCs w:val="19"/>
               </w:rPr>
-              <w:t xml:space="preserve">no accuracy claim and no claim that it improves anyone's technique</w:t>
+              <w:t xml:space="preserve">no accuracy claim. There has been no user study, and no claim that it improves anyone's technique</w:t>
             </w:r>
             <w:r>
               <w:rPr>
